--- a/e3/reading/docs/wk04-student-services-email-answers.docx
+++ b/e3/reading/docs/wk04-student-services-email-answers.docx
@@ -5,6 +5,8 @@
     <w:p>
       <w:pPr>
         <w:pStyle w:val="FirstParagraph"/>
+        <w:keepNext/>
+        <w:spacing w:before="0" w:after="60" w:line="240" w:lineRule="auto"/>
       </w:pPr>
       <w:r>
         <w:drawing>
@@ -53,6 +55,8 @@
     <w:p>
       <w:pPr>
         <w:pStyle w:val="Heading1"/>
+        <w:keepNext/>
+        <w:spacing w:before="840" w:after="40" w:line="240" w:lineRule="auto"/>
       </w:pPr>
       <w:r>
         <w:t xml:space="preserve">Entry 3 Reading: Student Services Email</w:t>
@@ -64,6 +68,8 @@
     <w:p>
       <w:pPr>
         <w:pStyle w:val="Heading2"/>
+        <w:keepNext/>
+        <w:spacing w:before="120" w:after="40" w:line="240" w:lineRule="auto"/>
       </w:pPr>
       <w:r>
         <w:t xml:space="preserve">Answer Key</w:t>
@@ -71,11 +77,13 @@
     </w:p>
     <w:p>
       <w:pPr>
+        <w:keepNext/>
         <w:numPr>
           <w:ilvl w:val="0"/>
           <w:numId w:val="1003"/>
         </w:numPr>
         <w:pStyle w:val="Compact"/>
+        <w:spacing w:before="0" w:after="60" w:line="240" w:lineRule="auto"/>
       </w:pPr>
       <w:r>
         <w:t xml:space="preserve">B</w:t>
@@ -83,11 +91,13 @@
     </w:p>
     <w:p>
       <w:pPr>
+        <w:keepNext/>
         <w:numPr>
           <w:ilvl w:val="0"/>
           <w:numId w:val="1003"/>
         </w:numPr>
         <w:pStyle w:val="Compact"/>
+        <w:spacing w:before="0" w:after="60" w:line="240" w:lineRule="auto"/>
       </w:pPr>
       <w:r>
         <w:t xml:space="preserve">C</w:t>
@@ -95,11 +105,13 @@
     </w:p>
     <w:p>
       <w:pPr>
+        <w:keepNext/>
         <w:numPr>
           <w:ilvl w:val="0"/>
           <w:numId w:val="1003"/>
         </w:numPr>
         <w:pStyle w:val="Compact"/>
+        <w:spacing w:before="0" w:after="60" w:line="240" w:lineRule="auto"/>
       </w:pPr>
       <w:r>
         <w:t xml:space="preserve">Next week</w:t>
@@ -107,11 +119,13 @@
     </w:p>
     <w:p>
       <w:pPr>
+        <w:keepNext/>
         <w:numPr>
           <w:ilvl w:val="0"/>
           <w:numId w:val="1003"/>
         </w:numPr>
         <w:pStyle w:val="Compact"/>
+        <w:spacing w:before="0" w:after="60" w:line="240" w:lineRule="auto"/>
       </w:pPr>
       <w:r>
         <w:t xml:space="preserve">B</w:t>
@@ -119,11 +133,13 @@
     </w:p>
     <w:p>
       <w:pPr>
+        <w:keepNext/>
         <w:numPr>
           <w:ilvl w:val="0"/>
           <w:numId w:val="1003"/>
         </w:numPr>
         <w:pStyle w:val="Compact"/>
+        <w:spacing w:before="0" w:after="60" w:line="240" w:lineRule="auto"/>
       </w:pPr>
       <w:r>
         <w:t xml:space="preserve">C</w:t>
@@ -131,11 +147,13 @@
     </w:p>
     <w:p>
       <w:pPr>
+        <w:keepNext/>
         <w:numPr>
           <w:ilvl w:val="0"/>
           <w:numId w:val="1003"/>
         </w:numPr>
         <w:pStyle w:val="Compact"/>
+        <w:spacing w:before="0" w:after="60" w:line="240" w:lineRule="auto"/>
       </w:pPr>
       <w:r>
         <w:t xml:space="preserve">C</w:t>
@@ -143,20 +161,24 @@
     </w:p>
     <w:p>
       <w:pPr>
+        <w:keepNext/>
         <w:numPr>
           <w:ilvl w:val="0"/>
           <w:numId w:val="1003"/>
         </w:numPr>
         <w:pStyle w:val="Compact"/>
+        <w:spacing w:before="0" w:after="60" w:line="240" w:lineRule="auto"/>
       </w:pPr>
     </w:p>
     <w:p>
       <w:pPr>
+        <w:keepNext/>
         <w:numPr>
           <w:ilvl w:val="1"/>
           <w:numId w:val="1004"/>
         </w:numPr>
         <w:pStyle w:val="Compact"/>
+        <w:spacing w:before="0" w:after="60" w:line="240" w:lineRule="auto"/>
       </w:pPr>
       <w:r>
         <w:t xml:space="preserve">F b) T c) T d) T</w:t>
@@ -164,20 +186,24 @@
     </w:p>
     <w:p>
       <w:pPr>
+        <w:keepNext/>
         <w:numPr>
           <w:ilvl w:val="0"/>
           <w:numId w:val="1003"/>
         </w:numPr>
         <w:pStyle w:val="Compact"/>
+        <w:spacing w:before="0" w:after="60" w:line="240" w:lineRule="auto"/>
       </w:pPr>
     </w:p>
     <w:p>
       <w:pPr>
+        <w:keepNext/>
         <w:numPr>
           <w:ilvl w:val="1"/>
           <w:numId w:val="1005"/>
         </w:numPr>
         <w:pStyle w:val="Compact"/>
+        <w:spacing w:before="0" w:after="60" w:line="240" w:lineRule="auto"/>
       </w:pPr>
       <w:r>
         <w:t xml:space="preserve">in advance b) straight away c) unnecessary</w:t>
@@ -187,7 +213,7 @@
     <w:bookmarkEnd w:id="25"/>
     <w:sectPr>
       <w:pgSz w:h="16838" w:w="11906"/>
-      <w:pgMar w:bottom="1020" w:left="1020" w:right="1020" w:top="1020"/>
+      <w:pgMar w:bottom="680" w:left="737" w:right="737" w:top="680" w:header="340" w:footer="340"/>
     </w:sectPr>
   </w:body>
 </w:document>
